--- a/public/cv/fullstack/abubakar_resume.docx
+++ b/public/cv/fullstack/abubakar_resume.docx
@@ -52,7 +52,7 @@
       <w:pPr>
         <w:spacing w:after="80"/>
       </w:pPr>
-      <w:hyperlink w:history="1" r:id="rIdkwq4c8ptdktsj0_lct46w">
+      <w:hyperlink w:history="1" r:id="rId23sxrleckanxpqgnjyskz">
         <w:r>
           <w:rPr>
             <w:rStyle w:val="Hyperlink"/>
@@ -72,7 +72,7 @@
         </w:rPr>
         <w:t xml:space="preserve">  •  </w:t>
       </w:r>
-      <w:hyperlink w:history="1" r:id="rIdluwcwg72ycc7cesmnj35q">
+      <w:hyperlink w:history="1" r:id="rIdcamnmvy4kynvfxdjzgunl">
         <w:r>
           <w:rPr>
             <w:rStyle w:val="Hyperlink"/>
@@ -92,7 +92,7 @@
         </w:rPr>
         <w:t xml:space="preserve">  •  </w:t>
       </w:r>
-      <w:hyperlink w:history="1" r:id="rIdq49yxgx2d9korukumn6oz">
+      <w:hyperlink w:history="1" r:id="rIdun88l3pbi_krrhawswcm4">
         <w:r>
           <w:rPr>
             <w:rStyle w:val="Hyperlink"/>

--- a/public/cv/fullstack/abubakar_resume.docx
+++ b/public/cv/fullstack/abubakar_resume.docx
@@ -52,7 +52,7 @@
       <w:pPr>
         <w:spacing w:after="80"/>
       </w:pPr>
-      <w:hyperlink w:history="1" r:id="rId23sxrleckanxpqgnjyskz">
+      <w:hyperlink w:history="1" r:id="rId4w_mfxsa3kmxzjvonhr0k">
         <w:r>
           <w:rPr>
             <w:rStyle w:val="Hyperlink"/>
@@ -72,7 +72,7 @@
         </w:rPr>
         <w:t xml:space="preserve">  •  </w:t>
       </w:r>
-      <w:hyperlink w:history="1" r:id="rIdcamnmvy4kynvfxdjzgunl">
+      <w:hyperlink w:history="1" r:id="rIdharwaliw6kjjo5_xisuz5">
         <w:r>
           <w:rPr>
             <w:rStyle w:val="Hyperlink"/>
@@ -92,7 +92,7 @@
         </w:rPr>
         <w:t xml:space="preserve">  •  </w:t>
       </w:r>
-      <w:hyperlink w:history="1" r:id="rIdun88l3pbi_krrhawswcm4">
+      <w:hyperlink w:history="1" r:id="rId9z1ced3_tyzcz2ep0evnu">
         <w:r>
           <w:rPr>
             <w:rStyle w:val="Hyperlink"/>

--- a/public/cv/fullstack/abubakar_resume.docx
+++ b/public/cv/fullstack/abubakar_resume.docx
@@ -52,7 +52,7 @@
       <w:pPr>
         <w:spacing w:after="80"/>
       </w:pPr>
-      <w:hyperlink w:history="1" r:id="rId4w_mfxsa3kmxzjvonhr0k">
+      <w:hyperlink w:history="1" r:id="rIducm4km5rwk94rjo-aedz6">
         <w:r>
           <w:rPr>
             <w:rStyle w:val="Hyperlink"/>
@@ -72,7 +72,7 @@
         </w:rPr>
         <w:t xml:space="preserve">  •  </w:t>
       </w:r>
-      <w:hyperlink w:history="1" r:id="rIdharwaliw6kjjo5_xisuz5">
+      <w:hyperlink w:history="1" r:id="rIdug-43s86sxriw8a0edg-y">
         <w:r>
           <w:rPr>
             <w:rStyle w:val="Hyperlink"/>
@@ -92,7 +92,7 @@
         </w:rPr>
         <w:t xml:space="preserve">  •  </w:t>
       </w:r>
-      <w:hyperlink w:history="1" r:id="rId9z1ced3_tyzcz2ep0evnu">
+      <w:hyperlink w:history="1" r:id="rId8fqg47u-3r7_e8cryg2gn">
         <w:r>
           <w:rPr>
             <w:rStyle w:val="Hyperlink"/>

--- a/public/cv/fullstack/abubakar_resume.docx
+++ b/public/cv/fullstack/abubakar_resume.docx
@@ -52,7 +52,7 @@
       <w:pPr>
         <w:spacing w:after="80"/>
       </w:pPr>
-      <w:hyperlink w:history="1" r:id="rIducm4km5rwk94rjo-aedz6">
+      <w:hyperlink w:history="1" r:id="rIduxfzhm-33tfq23r-k0y02">
         <w:r>
           <w:rPr>
             <w:rStyle w:val="Hyperlink"/>
@@ -72,7 +72,7 @@
         </w:rPr>
         <w:t xml:space="preserve">  •  </w:t>
       </w:r>
-      <w:hyperlink w:history="1" r:id="rIdug-43s86sxriw8a0edg-y">
+      <w:hyperlink w:history="1" r:id="rId0ziqwp_rkjmwrsmo36o44">
         <w:r>
           <w:rPr>
             <w:rStyle w:val="Hyperlink"/>
@@ -92,7 +92,7 @@
         </w:rPr>
         <w:t xml:space="preserve">  •  </w:t>
       </w:r>
-      <w:hyperlink w:history="1" r:id="rId8fqg47u-3r7_e8cryg2gn">
+      <w:hyperlink w:history="1" r:id="rIdlrlppcxavi4gkpv1bxgfs">
         <w:r>
           <w:rPr>
             <w:rStyle w:val="Hyperlink"/>

--- a/public/cv/fullstack/abubakar_resume.docx
+++ b/public/cv/fullstack/abubakar_resume.docx
@@ -52,7 +52,7 @@
       <w:pPr>
         <w:spacing w:after="80"/>
       </w:pPr>
-      <w:hyperlink w:history="1" r:id="rIduxfzhm-33tfq23r-k0y02">
+      <w:hyperlink w:history="1" r:id="rIdhmvukdrzbkmlr0xu3kx1y">
         <w:r>
           <w:rPr>
             <w:rStyle w:val="Hyperlink"/>
@@ -72,7 +72,7 @@
         </w:rPr>
         <w:t xml:space="preserve">  •  </w:t>
       </w:r>
-      <w:hyperlink w:history="1" r:id="rId0ziqwp_rkjmwrsmo36o44">
+      <w:hyperlink w:history="1" r:id="rIdfffhm_ddsstvtsvrdffzn">
         <w:r>
           <w:rPr>
             <w:rStyle w:val="Hyperlink"/>
@@ -92,7 +92,7 @@
         </w:rPr>
         <w:t xml:space="preserve">  •  </w:t>
       </w:r>
-      <w:hyperlink w:history="1" r:id="rIdlrlppcxavi4gkpv1bxgfs">
+      <w:hyperlink w:history="1" r:id="rId6zylkwnyd7kpj7foewhzu">
         <w:r>
           <w:rPr>
             <w:rStyle w:val="Hyperlink"/>

--- a/public/cv/fullstack/abubakar_resume.docx
+++ b/public/cv/fullstack/abubakar_resume.docx
@@ -52,7 +52,7 @@
       <w:pPr>
         <w:spacing w:after="80"/>
       </w:pPr>
-      <w:hyperlink w:history="1" r:id="rIdhmvukdrzbkmlr0xu3kx1y">
+      <w:hyperlink w:history="1" r:id="rId5dqexnxx6khescbqplqfj">
         <w:r>
           <w:rPr>
             <w:rStyle w:val="Hyperlink"/>
@@ -72,7 +72,7 @@
         </w:rPr>
         <w:t xml:space="preserve">  •  </w:t>
       </w:r>
-      <w:hyperlink w:history="1" r:id="rIdfffhm_ddsstvtsvrdffzn">
+      <w:hyperlink w:history="1" r:id="rId652oeatx_8fbjr5fxogfl">
         <w:r>
           <w:rPr>
             <w:rStyle w:val="Hyperlink"/>
@@ -92,7 +92,7 @@
         </w:rPr>
         <w:t xml:space="preserve">  •  </w:t>
       </w:r>
-      <w:hyperlink w:history="1" r:id="rId6zylkwnyd7kpj7foewhzu">
+      <w:hyperlink w:history="1" r:id="rId2iriuc-_otqz005x35o7d">
         <w:r>
           <w:rPr>
             <w:rStyle w:val="Hyperlink"/>

--- a/public/cv/fullstack/abubakar_resume.docx
+++ b/public/cv/fullstack/abubakar_resume.docx
@@ -52,7 +52,7 @@
       <w:pPr>
         <w:spacing w:after="80"/>
       </w:pPr>
-      <w:hyperlink w:history="1" r:id="rId5dqexnxx6khescbqplqfj">
+      <w:hyperlink w:history="1" r:id="rIdvwwh5abh87uke4lsyg1xb">
         <w:r>
           <w:rPr>
             <w:rStyle w:val="Hyperlink"/>
@@ -72,7 +72,7 @@
         </w:rPr>
         <w:t xml:space="preserve">  •  </w:t>
       </w:r>
-      <w:hyperlink w:history="1" r:id="rId652oeatx_8fbjr5fxogfl">
+      <w:hyperlink w:history="1" r:id="rIdrzrldse_bxvuizpuotvey">
         <w:r>
           <w:rPr>
             <w:rStyle w:val="Hyperlink"/>
@@ -92,7 +92,7 @@
         </w:rPr>
         <w:t xml:space="preserve">  •  </w:t>
       </w:r>
-      <w:hyperlink w:history="1" r:id="rId2iriuc-_otqz005x35o7d">
+      <w:hyperlink w:history="1" r:id="rId097hvwt7w8xbwx5yt5ve8">
         <w:r>
           <w:rPr>
             <w:rStyle w:val="Hyperlink"/>
